--- a/A3/Atividade Aula 3.docx
+++ b/A3/Atividade Aula 3.docx
@@ -186,79 +186,7 @@
         <w:rPr>
           <w:rFonts w:ascii="Times New Roman" w:hAnsi="Times New Roman" w:cs="Times New Roman"/>
         </w:rPr>
-        <w:t>C</w:t>
-      </w:r>
-      <w:r>
-        <w:rPr>
-          <w:rFonts w:ascii="Times New Roman" w:hAnsi="Times New Roman" w:cs="Times New Roman"/>
-        </w:rPr>
-        <w:t>DD</w:t>
-      </w:r>
-      <w:r>
-        <w:rPr>
-          <w:rFonts w:ascii="Times New Roman" w:hAnsi="Times New Roman" w:cs="Times New Roman"/>
-        </w:rPr>
-        <w:t xml:space="preserve">104 - </w:t>
-      </w:r>
-      <w:r>
-        <w:rPr>
-          <w:rFonts w:ascii="Times New Roman" w:hAnsi="Times New Roman" w:cs="Times New Roman"/>
-        </w:rPr>
-        <w:t>R</w:t>
-      </w:r>
-      <w:r>
-        <w:rPr>
-          <w:rFonts w:ascii="Times New Roman" w:hAnsi="Times New Roman" w:cs="Times New Roman"/>
-        </w:rPr>
-        <w:t xml:space="preserve">ecuperação da </w:t>
-      </w:r>
-      <w:r>
-        <w:rPr>
-          <w:rFonts w:ascii="Times New Roman" w:hAnsi="Times New Roman" w:cs="Times New Roman"/>
-        </w:rPr>
-        <w:t>I</w:t>
-      </w:r>
-      <w:r>
-        <w:rPr>
-          <w:rFonts w:ascii="Times New Roman" w:hAnsi="Times New Roman" w:cs="Times New Roman"/>
-        </w:rPr>
-        <w:t xml:space="preserve">nformação na </w:t>
-      </w:r>
-      <w:r>
-        <w:rPr>
-          <w:rFonts w:ascii="Times New Roman" w:hAnsi="Times New Roman" w:cs="Times New Roman"/>
-        </w:rPr>
-        <w:t>W</w:t>
-      </w:r>
-      <w:r>
-        <w:rPr>
-          <w:rFonts w:ascii="Times New Roman" w:hAnsi="Times New Roman" w:cs="Times New Roman"/>
-        </w:rPr>
-        <w:t xml:space="preserve">eb e </w:t>
-      </w:r>
-      <w:r>
-        <w:rPr>
-          <w:rFonts w:ascii="Times New Roman" w:hAnsi="Times New Roman" w:cs="Times New Roman"/>
-        </w:rPr>
-        <w:t>R</w:t>
-      </w:r>
-      <w:r>
-        <w:rPr>
-          <w:rFonts w:ascii="Times New Roman" w:hAnsi="Times New Roman" w:cs="Times New Roman"/>
-        </w:rPr>
-        <w:t xml:space="preserve">edes </w:t>
-      </w:r>
-      <w:r>
-        <w:rPr>
-          <w:rFonts w:ascii="Times New Roman" w:hAnsi="Times New Roman" w:cs="Times New Roman"/>
-        </w:rPr>
-        <w:t>S</w:t>
-      </w:r>
-      <w:r>
-        <w:rPr>
-          <w:rFonts w:ascii="Times New Roman" w:hAnsi="Times New Roman" w:cs="Times New Roman"/>
-        </w:rPr>
-        <w:t>ociais</w:t>
+        <w:t>CDD104 - Recuperação da Informação na Web e Redes Sociais</w:t>
       </w:r>
     </w:p>
     <w:p>
@@ -273,19 +201,7 @@
         <w:rPr>
           <w:rFonts w:ascii="Times New Roman" w:hAnsi="Times New Roman" w:cs="Times New Roman"/>
         </w:rPr>
-        <w:t>Professor</w:t>
-      </w:r>
-      <w:r>
-        <w:rPr>
-          <w:rFonts w:ascii="Times New Roman" w:hAnsi="Times New Roman" w:cs="Times New Roman"/>
-        </w:rPr>
-        <w:t>a</w:t>
-      </w:r>
-      <w:r>
-        <w:rPr>
-          <w:rFonts w:ascii="Times New Roman" w:hAnsi="Times New Roman" w:cs="Times New Roman"/>
-        </w:rPr>
-        <w:t>: Helen De Cassia Sousa Da Costa Lima</w:t>
+        <w:t>Professora: Helen De Cassia Sousa Da Costa Lima</w:t>
       </w:r>
     </w:p>
     <w:p>
@@ -355,13 +271,7 @@
         <w:rPr>
           <w:rFonts w:ascii="Times New Roman" w:hAnsi="Times New Roman" w:cs="Times New Roman"/>
         </w:rPr>
-        <w:t>Domínio</w:t>
-      </w:r>
-      <w:r>
-        <w:rPr>
-          <w:rFonts w:ascii="Times New Roman" w:hAnsi="Times New Roman" w:cs="Times New Roman"/>
-        </w:rPr>
-        <w:t xml:space="preserve">: </w:t>
+        <w:t xml:space="preserve">Domínio: </w:t>
       </w:r>
       <w:hyperlink r:id="rId8" w:history="1">
         <w:r>
@@ -382,37 +292,7 @@
         <w:rPr>
           <w:rFonts w:ascii="Times New Roman" w:hAnsi="Times New Roman" w:cs="Times New Roman"/>
         </w:rPr>
-        <w:t xml:space="preserve">Tema: </w:t>
-      </w:r>
-      <w:r>
-        <w:rPr>
-          <w:rFonts w:ascii="Times New Roman" w:hAnsi="Times New Roman" w:cs="Times New Roman"/>
-        </w:rPr>
-        <w:t>Estratégia</w:t>
-      </w:r>
-      <w:r>
-        <w:rPr>
-          <w:rFonts w:ascii="Times New Roman" w:hAnsi="Times New Roman" w:cs="Times New Roman"/>
-        </w:rPr>
-        <w:t xml:space="preserve"> </w:t>
-      </w:r>
-      <w:r>
-        <w:rPr>
-          <w:rFonts w:ascii="Times New Roman" w:hAnsi="Times New Roman" w:cs="Times New Roman"/>
-        </w:rPr>
-        <w:t>Saúde</w:t>
-      </w:r>
-      <w:r>
-        <w:rPr>
-          <w:rFonts w:ascii="Times New Roman" w:hAnsi="Times New Roman" w:cs="Times New Roman"/>
-        </w:rPr>
-        <w:t xml:space="preserve"> da </w:t>
-      </w:r>
-      <w:r>
-        <w:rPr>
-          <w:rFonts w:ascii="Times New Roman" w:hAnsi="Times New Roman" w:cs="Times New Roman"/>
-        </w:rPr>
-        <w:t>Família</w:t>
+        <w:t>Tema: Estratégia Saúde da Família</w:t>
       </w:r>
     </w:p>
     <w:p>
@@ -428,12 +308,19 @@
           <w:tab w:val="left" w:pos="3016"/>
         </w:tabs>
         <w:jc w:val="both"/>
+        <w:rPr>
+          <w:rFonts w:ascii="Times New Roman" w:hAnsi="Times New Roman" w:cs="Times New Roman"/>
+          <w:b/>
+          <w:bCs/>
+        </w:rPr>
       </w:pPr>
       <w:r>
-        <w:t>Exercício</w:t>
-      </w:r>
-      <w:r>
-        <w:t xml:space="preserve"> 1</w:t>
+        <w:rPr>
+          <w:rFonts w:ascii="Times New Roman" w:hAnsi="Times New Roman" w:cs="Times New Roman"/>
+          <w:b/>
+          <w:bCs/>
+        </w:rPr>
+        <w:t>Qualidade dos dados e uso em RAG</w:t>
       </w:r>
     </w:p>
     <w:p>
@@ -442,36 +329,27 @@
           <w:tab w:val="left" w:pos="3016"/>
         </w:tabs>
         <w:jc w:val="both"/>
+        <w:rPr>
+          <w:rFonts w:ascii="Times New Roman" w:hAnsi="Times New Roman" w:cs="Times New Roman"/>
+        </w:rPr>
       </w:pPr>
       <w:r>
-        <w:t>Profundidade</w:t>
+        <w:rPr>
+          <w:rFonts w:ascii="Times New Roman" w:hAnsi="Times New Roman" w:cs="Times New Roman"/>
+        </w:rPr>
+        <w:t xml:space="preserve">O corpus foi coletado do portal do Ministério da Saúde a partir de páginas sobre a Estratégia Saúde da Família. O conteúdo é em HTML estático, o que facilita a extração. Após filtrar as tags de navegação, o texto de cada página ficou focado no assunto principal, sem muito </w:t>
       </w:r>
       <w:r>
-        <w:t xml:space="preserve"> 0: 1 </w:t>
+        <w:rPr>
+          <w:rFonts w:ascii="Times New Roman" w:hAnsi="Times New Roman" w:cs="Times New Roman"/>
+        </w:rPr>
+        <w:t>“lixo”</w:t>
       </w:r>
       <w:r>
-        <w:t>página</w:t>
-      </w:r>
-      <w:r>
-        <w:t xml:space="preserve"> </w:t>
-      </w:r>
-      <w:r>
-        <w:t>níveis</w:t>
-      </w:r>
-      <w:r>
-        <w:t xml:space="preserve"> [0] profundidade 1: 12 </w:t>
-      </w:r>
-      <w:r>
-        <w:t>páginas</w:t>
-      </w:r>
-      <w:r>
-        <w:t xml:space="preserve"> </w:t>
-      </w:r>
-      <w:r>
-        <w:t>níveis</w:t>
-      </w:r>
-      <w:r>
-        <w:t xml:space="preserve"> [0, 1] </w:t>
+        <w:rPr>
+          <w:rFonts w:ascii="Times New Roman" w:hAnsi="Times New Roman" w:cs="Times New Roman"/>
+        </w:rPr>
+        <w:t>.</w:t>
       </w:r>
     </w:p>
     <w:p>
@@ -480,105 +358,15 @@
           <w:tab w:val="left" w:pos="3016"/>
         </w:tabs>
         <w:jc w:val="both"/>
+        <w:rPr>
+          <w:rFonts w:ascii="Times New Roman" w:hAnsi="Times New Roman" w:cs="Times New Roman"/>
+        </w:rPr>
       </w:pPr>
       <w:r>
-        <w:t>P</w:t>
-      </w:r>
-      <w:r>
-        <w:t xml:space="preserve">rofundidade 2: 40 </w:t>
-      </w:r>
-      <w:r>
-        <w:t>páginas</w:t>
-      </w:r>
-      <w:r>
-        <w:t xml:space="preserve"> </w:t>
-      </w:r>
-      <w:r>
-        <w:t>níveis</w:t>
-      </w:r>
-      <w:r>
-        <w:t xml:space="preserve"> [0, 1, 2] (atingiu o teto) Resposta: A cada </w:t>
-      </w:r>
-      <w:r>
-        <w:t>nível</w:t>
-      </w:r>
-      <w:r>
-        <w:t xml:space="preserve"> o </w:t>
-      </w:r>
-      <w:r>
-        <w:t>número</w:t>
-      </w:r>
-      <w:r>
-        <w:t xml:space="preserve"> de </w:t>
-      </w:r>
-      <w:r>
-        <w:t>páginas</w:t>
-      </w:r>
-      <w:r>
-        <w:t xml:space="preserve"> cresce porque cada </w:t>
-      </w:r>
-      <w:r>
-        <w:t>página</w:t>
-      </w:r>
-      <w:r>
-        <w:t xml:space="preserve"> visitada tem </w:t>
-      </w:r>
-      <w:r>
-        <w:t>vários</w:t>
-      </w:r>
-      <w:r>
-        <w:t xml:space="preserve"> links para outras </w:t>
-      </w:r>
-      <w:r>
-        <w:t>páginas</w:t>
-      </w:r>
-      <w:r>
-        <w:t xml:space="preserve"> do mesmo site. Com profundidade 0 </w:t>
-      </w:r>
-      <w:r>
-        <w:t>só</w:t>
-      </w:r>
-      <w:r>
-        <w:t xml:space="preserve"> a semente e coletada. Com profundidade 1 todos os links dela </w:t>
-      </w:r>
-      <w:r>
-        <w:t>são</w:t>
-      </w:r>
-      <w:r>
-        <w:t xml:space="preserve"> visitados. Com profundidade 2 os links de cada uma dessas </w:t>
-      </w:r>
-      <w:r>
-        <w:t>páginas</w:t>
-      </w:r>
-      <w:r>
-        <w:t xml:space="preserve"> </w:t>
-      </w:r>
-      <w:r>
-        <w:t>também</w:t>
-      </w:r>
-      <w:r>
-        <w:t xml:space="preserve"> </w:t>
-      </w:r>
-      <w:r>
-        <w:t>são</w:t>
-      </w:r>
-      <w:r>
-        <w:t xml:space="preserve"> visitados, multiplicando o volume rapidamente. </w:t>
-      </w:r>
-      <w:r>
-        <w:t xml:space="preserve">e. Para um site grande como gov.br isso esgotou o teto de 40 </w:t>
-      </w:r>
-      <w:r>
-        <w:t>páginas</w:t>
-      </w:r>
-      <w:r>
-        <w:t xml:space="preserve"> ainda no </w:t>
-      </w:r>
-      <w:r>
-        <w:t>nível</w:t>
-      </w:r>
-      <w:r>
-        <w:t xml:space="preserve"> 2. Sem esse limite o crawl poderia rodar por horas.</w:t>
+        <w:rPr>
+          <w:rFonts w:ascii="Times New Roman" w:hAnsi="Times New Roman" w:cs="Times New Roman"/>
+        </w:rPr>
+        <w:t>Para um pipeline de RAG, algumas características do corpus são importantes. Cada registro tem a URL de origem, o que permite rastrear a fonte de cada trecho na hora de montar a resposta. O texto já está limpo o suficiente para ser dividido em blocos menores e indexado. O tema é bem delimitado, o que reduz a chance de recuperar trechos fora de contexto.</w:t>
       </w:r>
     </w:p>
     <w:p>
@@ -587,20 +375,15 @@
           <w:tab w:val="left" w:pos="3016"/>
         </w:tabs>
         <w:jc w:val="both"/>
-      </w:pPr>
-    </w:p>
-    <w:p>
-      <w:pPr>
-        <w:tabs>
-          <w:tab w:val="left" w:pos="3016"/>
-        </w:tabs>
-        <w:jc w:val="both"/>
+        <w:rPr>
+          <w:rFonts w:ascii="Times New Roman" w:hAnsi="Times New Roman" w:cs="Times New Roman"/>
+        </w:rPr>
       </w:pPr>
       <w:r>
-        <w:t>Exercício</w:t>
-      </w:r>
-      <w:r>
-        <w:t xml:space="preserve"> 2</w:t>
+        <w:rPr>
+          <w:rFonts w:ascii="Times New Roman" w:hAnsi="Times New Roman" w:cs="Times New Roman"/>
+        </w:rPr>
+        <w:t>O ponto que mais limitaria a qualidade das respostas é o volume. Com 5.343 palavras distribuídas em 8 páginas, algumas perguntas sobre o tema podem não encontrar conteúdo suficiente no corpus. Páginas menores, como a de saúde bucal com cerca de 390 palavras, gerariam no máximo um único trecho de 300 palavras, o que pode ser pouco contexto para responder bem. Aumentar a profundidade de coleta para 1 nível ou incluir subpáginas de cada tema resolveria essa limitação sem comprometer a qualidade do texto já coletado.</w:t>
       </w:r>
     </w:p>
     <w:p>
@@ -609,24 +392,135 @@
           <w:tab w:val="left" w:pos="3016"/>
         </w:tabs>
         <w:jc w:val="both"/>
+        <w:rPr>
+          <w:rFonts w:ascii="Times New Roman" w:hAnsi="Times New Roman" w:cs="Times New Roman"/>
+        </w:rPr>
+      </w:pPr>
+    </w:p>
+    <w:p>
+      <w:pPr>
+        <w:tabs>
+          <w:tab w:val="left" w:pos="3016"/>
+        </w:tabs>
+        <w:jc w:val="both"/>
+        <w:rPr>
+          <w:rFonts w:ascii="Times New Roman" w:hAnsi="Times New Roman" w:cs="Times New Roman"/>
+          <w:b/>
+          <w:bCs/>
+        </w:rPr>
       </w:pPr>
       <w:r>
-        <w:t>P</w:t>
+        <w:rPr>
+          <w:rFonts w:ascii="Times New Roman" w:hAnsi="Times New Roman" w:cs="Times New Roman"/>
+          <w:b/>
+          <w:bCs/>
+        </w:rPr>
+        <w:t>Problema de coleta encontrado e como foi resolvido</w:t>
       </w:r>
+    </w:p>
+    <w:p>
+      <w:pPr>
+        <w:tabs>
+          <w:tab w:val="left" w:pos="3016"/>
+        </w:tabs>
+        <w:jc w:val="both"/>
+        <w:rPr>
+          <w:rFonts w:ascii="Times New Roman" w:hAnsi="Times New Roman" w:cs="Times New Roman"/>
+        </w:rPr>
+      </w:pPr>
       <w:r>
-        <w:t xml:space="preserve">ermitido </w:t>
+        <w:rPr>
+          <w:rFonts w:ascii="Times New Roman" w:hAnsi="Times New Roman" w:cs="Times New Roman"/>
+        </w:rPr>
+        <w:t>Durante os testes, várias URLs do gov.br/saude retornavam o mesmo conteúdo, independente da página acessada. O título e o texto eram idênticos em endereços que deveriam ser diferentes. Isso acontece porque parte do site carrega o conteúdo via JavaScript no navegador, e o HTML que chega na requisição não tem o texto real.</w:t>
       </w:r>
+    </w:p>
+    <w:p>
+      <w:pPr>
+        <w:tabs>
+          <w:tab w:val="left" w:pos="3016"/>
+        </w:tabs>
+        <w:jc w:val="both"/>
+        <w:rPr>
+          <w:rFonts w:ascii="Times New Roman" w:hAnsi="Times New Roman" w:cs="Times New Roman"/>
+        </w:rPr>
+      </w:pPr>
+      <w:r>
+        <w:rPr>
+          <w:rFonts w:ascii="Times New Roman" w:hAnsi="Times New Roman" w:cs="Times New Roman"/>
+        </w:rPr>
+        <w:t>Para contornar, testei cada URL antes de incluir no corpus: baixei a página, conferi se o título era diferente das outras e se tinha mais de 400 palavras de conteúdo. Só ficaram as 8 páginas que passaram nesse critério, evitando duplicatas no corpus.</w:t>
+      </w:r>
+    </w:p>
+    <w:p>
+      <w:pPr>
+        <w:tabs>
+          <w:tab w:val="left" w:pos="3016"/>
+        </w:tabs>
+        <w:jc w:val="both"/>
+        <w:rPr>
+          <w:rFonts w:ascii="Times New Roman" w:hAnsi="Times New Roman" w:cs="Times New Roman"/>
+        </w:rPr>
+      </w:pPr>
+    </w:p>
+    <w:p>
+      <w:pPr>
+        <w:tabs>
+          <w:tab w:val="left" w:pos="3016"/>
+        </w:tabs>
+        <w:jc w:val="both"/>
+        <w:rPr>
+          <w:rFonts w:ascii="Times New Roman" w:hAnsi="Times New Roman" w:cs="Times New Roman"/>
+        </w:rPr>
+      </w:pPr>
+    </w:p>
+    <w:p>
+      <w:pPr>
+        <w:tabs>
+          <w:tab w:val="left" w:pos="3016"/>
+        </w:tabs>
+        <w:jc w:val="both"/>
+        <w:rPr>
+          <w:rFonts w:ascii="Times New Roman" w:hAnsi="Times New Roman" w:cs="Times New Roman"/>
+        </w:rPr>
+      </w:pPr>
+    </w:p>
+    <w:p>
+      <w:pPr>
+        <w:tabs>
+          <w:tab w:val="left" w:pos="3016"/>
+        </w:tabs>
+        <w:jc w:val="both"/>
+        <w:rPr>
+          <w:rFonts w:ascii="Times New Roman" w:hAnsi="Times New Roman" w:cs="Times New Roman"/>
+        </w:rPr>
+      </w:pPr>
+      <w:r>
+        <w:rPr>
+          <w:rFonts w:ascii="Times New Roman" w:hAnsi="Times New Roman" w:cs="Times New Roman"/>
+        </w:rPr>
+        <w:t>Referências:</w:t>
+      </w:r>
+    </w:p>
+    <w:p>
+      <w:pPr>
+        <w:tabs>
+          <w:tab w:val="left" w:pos="3016"/>
+        </w:tabs>
+        <w:jc w:val="both"/>
+        <w:rPr>
+          <w:rFonts w:ascii="Times New Roman" w:hAnsi="Times New Roman" w:cs="Times New Roman"/>
+        </w:rPr>
+      </w:pPr>
       <w:hyperlink r:id="rId9" w:history="1">
         <w:r>
           <w:rPr>
             <w:rStyle w:val="Hyperlink"/>
+            <w:rFonts w:ascii="Times New Roman" w:hAnsi="Times New Roman" w:cs="Times New Roman"/>
           </w:rPr>
-          <w:t>https://www.gov.br/saude/pt-br/composicao/saps/esf</w:t>
+          <w:t>www.gov.br/saude</w:t>
         </w:r>
       </w:hyperlink>
-      <w:r>
-        <w:t xml:space="preserve"> </w:t>
-      </w:r>
     </w:p>
     <w:p>
       <w:pPr>
@@ -634,321 +528,23 @@
           <w:tab w:val="left" w:pos="3016"/>
         </w:tabs>
         <w:jc w:val="both"/>
-      </w:pPr>
-      <w:r>
-        <w:t>P</w:t>
-      </w:r>
-      <w:r>
-        <w:t xml:space="preserve">ermitido </w:t>
-      </w:r>
+        <w:rPr>
+          <w:rFonts w:ascii="Times New Roman" w:hAnsi="Times New Roman" w:cs="Times New Roman"/>
+        </w:rPr>
+      </w:pPr>
       <w:hyperlink r:id="rId10" w:history="1">
         <w:r>
           <w:rPr>
             <w:rStyle w:val="Hyperlink"/>
-          </w:rPr>
-          <w:t>https://www.iso.org/standard/81230.html</w:t>
-        </w:r>
-      </w:hyperlink>
-      <w:r>
-        <w:t xml:space="preserve"> </w:t>
-      </w:r>
-    </w:p>
-    <w:p>
-      <w:pPr>
-        <w:tabs>
-          <w:tab w:val="left" w:pos="3016"/>
-        </w:tabs>
-        <w:jc w:val="both"/>
-      </w:pPr>
-      <w:r>
-        <w:t>P</w:t>
-      </w:r>
-      <w:r>
-        <w:t xml:space="preserve">ermitido </w:t>
-      </w:r>
-      <w:hyperlink r:id="rId11" w:history="1">
-        <w:r>
-          <w:rPr>
-            <w:rStyle w:val="Hyperlink"/>
-          </w:rPr>
-          <w:t>https://www.iana.org/help/example-domains</w:t>
-        </w:r>
-      </w:hyperlink>
-    </w:p>
-    <w:p>
-      <w:pPr>
-        <w:tabs>
-          <w:tab w:val="left" w:pos="3016"/>
-        </w:tabs>
-        <w:jc w:val="both"/>
-      </w:pPr>
-      <w:r>
-        <w:t xml:space="preserve">Se um site bloqueia uma rota no robots.txt, o scraper deve registrar o bloqueio e pular a URL sem tentar acessar de outra forma. Se o servidor retornar erro 403, o comportamento e o mesmo: registrar o erro e seguir em frente. Em nenhum caso o scraper deve </w:t>
-      </w:r>
-      <w:r>
-        <w:t>forçar</w:t>
-      </w:r>
-      <w:r>
-        <w:t xml:space="preserve"> o acesso a uma URL que foi bloqueada.</w:t>
-      </w:r>
-    </w:p>
-    <w:p>
-      <w:pPr>
-        <w:tabs>
-          <w:tab w:val="left" w:pos="3016"/>
-        </w:tabs>
-        <w:jc w:val="both"/>
-      </w:pPr>
-    </w:p>
-    <w:p>
-      <w:pPr>
-        <w:tabs>
-          <w:tab w:val="left" w:pos="3016"/>
-        </w:tabs>
-        <w:jc w:val="both"/>
-      </w:pPr>
-      <w:r>
-        <w:t>Exercício</w:t>
-      </w:r>
-      <w:r>
-        <w:t xml:space="preserve"> 3</w:t>
-      </w:r>
-    </w:p>
-    <w:p>
-      <w:pPr>
-        <w:tabs>
-          <w:tab w:val="left" w:pos="3016"/>
-        </w:tabs>
-        <w:jc w:val="both"/>
-      </w:pPr>
-      <w:r>
-        <w:t xml:space="preserve">Primeiro registro - </w:t>
-      </w:r>
-      <w:r>
-        <w:t>página</w:t>
-      </w:r>
-      <w:r>
-        <w:t xml:space="preserve"> ESF principal:</w:t>
-      </w:r>
-    </w:p>
-    <w:p>
-      <w:pPr>
-        <w:tabs>
-          <w:tab w:val="left" w:pos="3016"/>
-        </w:tabs>
-        <w:jc w:val="both"/>
-      </w:pPr>
-      <w:r>
-        <w:t xml:space="preserve">N de links: 10 </w:t>
-      </w:r>
-      <w:r>
-        <w:t>-</w:t>
-      </w:r>
-      <w:r>
-        <w:t xml:space="preserve"> N de figuras: 3 </w:t>
-      </w:r>
-    </w:p>
-    <w:p>
-      <w:pPr>
-        <w:tabs>
-          <w:tab w:val="left" w:pos="3016"/>
-        </w:tabs>
-        <w:jc w:val="both"/>
-      </w:pPr>
-      <w:r>
-        <w:lastRenderedPageBreak/>
-        <w:t xml:space="preserve">Trecho: "A </w:t>
-      </w:r>
-      <w:r>
-        <w:t>Estratégia</w:t>
-      </w:r>
-      <w:r>
-        <w:t xml:space="preserve"> </w:t>
-      </w:r>
-      <w:r>
-        <w:t>Saúde</w:t>
-      </w:r>
-      <w:r>
-        <w:t xml:space="preserve"> da </w:t>
-      </w:r>
-      <w:r>
-        <w:t>Família</w:t>
-      </w:r>
-      <w:r>
-        <w:t xml:space="preserve"> coloca a </w:t>
-      </w:r>
-      <w:r>
-        <w:t>saúde</w:t>
-      </w:r>
-      <w:r>
-        <w:t xml:space="preserve"> no centro das necessidades da pessoa, da </w:t>
-      </w:r>
-      <w:r>
-        <w:t>família</w:t>
-      </w:r>
-      <w:r>
-        <w:t xml:space="preserve"> e do </w:t>
-      </w:r>
-      <w:r>
-        <w:t>território</w:t>
-      </w:r>
-      <w:r>
-        <w:t xml:space="preserve">..." </w:t>
-      </w:r>
-    </w:p>
-    <w:p>
-      <w:pPr>
-        <w:tabs>
-          <w:tab w:val="left" w:pos="3016"/>
-        </w:tabs>
-        <w:jc w:val="both"/>
-      </w:pPr>
-      <w:r>
-        <w:t>O texto ficou razoavelmente limpo. O seletor "</w:t>
-      </w:r>
-      <w:proofErr w:type="spellStart"/>
-      <w:r>
-        <w:t>main</w:t>
-      </w:r>
-      <w:proofErr w:type="spellEnd"/>
-      <w:r>
-        <w:t xml:space="preserve">" remove a maior parte dos menus e barras de </w:t>
-      </w:r>
-      <w:r>
-        <w:t>navegação</w:t>
-      </w:r>
-      <w:r>
-        <w:t xml:space="preserve">, deixando o corpo principal da </w:t>
-      </w:r>
-      <w:r>
-        <w:t>página</w:t>
-      </w:r>
-      <w:r>
-        <w:t xml:space="preserve">. Alguns itens de </w:t>
-      </w:r>
-      <w:r>
-        <w:t>rodapé</w:t>
-      </w:r>
-      <w:r>
-        <w:t xml:space="preserve"> ainda ficaram em certos registros e foram removidos manualmente depois da coleta. Isso mostra que o isolamento </w:t>
-      </w:r>
-      <w:r>
-        <w:t>automático</w:t>
-      </w:r>
-      <w:r>
-        <w:t xml:space="preserve"> resolve boa parte do </w:t>
-      </w:r>
-      <w:r>
-        <w:t>problema,</w:t>
-      </w:r>
-      <w:r>
-        <w:t xml:space="preserve"> mas pode precisar de ajuste por site. </w:t>
-      </w:r>
-      <w:r>
-        <w:t>Páginas</w:t>
-      </w:r>
-      <w:r>
-        <w:t xml:space="preserve"> do visualizador OBP da ISO retornam texto vazio porque o </w:t>
-      </w:r>
-      <w:r>
-        <w:t>conteúdo</w:t>
-      </w:r>
-      <w:r>
-        <w:t xml:space="preserve"> e carregado por </w:t>
-      </w:r>
-      <w:r>
-        <w:t>Javascript</w:t>
-      </w:r>
-      <w:r>
-        <w:t xml:space="preserve">, fora do alcance do scraper </w:t>
-      </w:r>
-      <w:r>
-        <w:t>estático</w:t>
-      </w:r>
-      <w:r>
-        <w:t>.</w:t>
-      </w:r>
-    </w:p>
-    <w:p>
-      <w:pPr>
-        <w:tabs>
-          <w:tab w:val="left" w:pos="3016"/>
-        </w:tabs>
-        <w:jc w:val="both"/>
-      </w:pPr>
-    </w:p>
-    <w:p>
-      <w:pPr>
-        <w:tabs>
-          <w:tab w:val="left" w:pos="3016"/>
-        </w:tabs>
-        <w:jc w:val="both"/>
-      </w:pPr>
-      <w:r>
-        <w:t>Exercício</w:t>
-      </w:r>
-      <w:r>
-        <w:t xml:space="preserve"> 4</w:t>
-      </w:r>
-    </w:p>
-    <w:p>
-      <w:pPr>
-        <w:tabs>
-          <w:tab w:val="left" w:pos="3016"/>
-        </w:tabs>
-        <w:jc w:val="both"/>
-      </w:pPr>
-      <w:r>
-        <w:t xml:space="preserve">Com </w:t>
-      </w:r>
-      <w:proofErr w:type="spellStart"/>
-      <w:r>
-        <w:t>max_por_dominio</w:t>
-      </w:r>
-      <w:proofErr w:type="spellEnd"/>
-      <w:r>
-        <w:t xml:space="preserve"> </w:t>
-      </w:r>
-      <w:r>
-        <w:t>=</w:t>
-      </w:r>
-      <w:r>
-        <w:t xml:space="preserve"> </w:t>
-      </w:r>
-      <w:proofErr w:type="gramStart"/>
-      <w:r>
-        <w:t>3</w:t>
-      </w:r>
-      <w:r>
-        <w:t xml:space="preserve"> </w:t>
-      </w:r>
-      <w:r>
-        <w:t>:</w:t>
-      </w:r>
-      <w:proofErr w:type="gramEnd"/>
-      <w:r>
-        <w:t xml:space="preserve"> </w:t>
-      </w:r>
-    </w:p>
-    <w:p>
-      <w:pPr>
-        <w:tabs>
-          <w:tab w:val="left" w:pos="3016"/>
-        </w:tabs>
-        <w:jc w:val="both"/>
-      </w:pPr>
-      <w:r>
-        <w:t xml:space="preserve">3 </w:t>
-      </w:r>
-      <w:hyperlink r:id="rId12" w:history="1">
-        <w:r>
-          <w:rPr>
-            <w:rStyle w:val="Hyperlink"/>
+            <w:rFonts w:ascii="Times New Roman" w:hAnsi="Times New Roman" w:cs="Times New Roman"/>
           </w:rPr>
           <w:t>www.gov.br</w:t>
         </w:r>
       </w:hyperlink>
       <w:r>
+        <w:rPr>
+          <w:rFonts w:ascii="Times New Roman" w:hAnsi="Times New Roman" w:cs="Times New Roman"/>
+        </w:rPr>
         <w:t xml:space="preserve"> </w:t>
       </w:r>
     </w:p>
@@ -958,14 +554,15 @@
           <w:tab w:val="left" w:pos="3016"/>
         </w:tabs>
         <w:jc w:val="both"/>
-      </w:pPr>
-      <w:r>
-        <w:t xml:space="preserve">3 </w:t>
-      </w:r>
-      <w:hyperlink r:id="rId13" w:history="1">
+        <w:rPr>
+          <w:rFonts w:ascii="Times New Roman" w:hAnsi="Times New Roman" w:cs="Times New Roman"/>
+        </w:rPr>
+      </w:pPr>
+      <w:hyperlink r:id="rId11" w:history="1">
         <w:r>
           <w:rPr>
             <w:rStyle w:val="Hyperlink"/>
+            <w:rFonts w:ascii="Times New Roman" w:hAnsi="Times New Roman" w:cs="Times New Roman"/>
           </w:rPr>
           <w:t>www.iana.org</w:t>
         </w:r>
@@ -977,522 +574,30 @@
           <w:tab w:val="left" w:pos="3016"/>
         </w:tabs>
         <w:jc w:val="both"/>
+        <w:rPr>
+          <w:rFonts w:ascii="Times New Roman" w:hAnsi="Times New Roman" w:cs="Times New Roman"/>
+        </w:rPr>
       </w:pPr>
       <w:r>
-        <w:t xml:space="preserve">Com </w:t>
+        <w:rPr>
+          <w:rFonts w:ascii="Times New Roman" w:hAnsi="Times New Roman" w:cs="Times New Roman"/>
+        </w:rPr>
+        <w:t xml:space="preserve">IDE AI: </w:t>
       </w:r>
-      <w:proofErr w:type="spellStart"/>
+      <w:hyperlink r:id="rId12" w:history="1">
+        <w:r>
+          <w:rPr>
+            <w:rStyle w:val="Hyperlink"/>
+            <w:rFonts w:ascii="Times New Roman" w:hAnsi="Times New Roman" w:cs="Times New Roman"/>
+          </w:rPr>
+          <w:t>https://kiro.dev/</w:t>
+        </w:r>
+      </w:hyperlink>
       <w:r>
-        <w:t>max_por_dominio</w:t>
-      </w:r>
-      <w:proofErr w:type="spellEnd"/>
-      <w:r>
-        <w:t>=15:</w:t>
-      </w:r>
-    </w:p>
-    <w:p>
-      <w:pPr>
-        <w:tabs>
-          <w:tab w:val="left" w:pos="3016"/>
-        </w:tabs>
-        <w:jc w:val="both"/>
-      </w:pPr>
-      <w:r>
-        <w:t xml:space="preserve">15 www.gov.br </w:t>
-      </w:r>
-    </w:p>
-    <w:p>
-      <w:pPr>
-        <w:tabs>
-          <w:tab w:val="left" w:pos="3016"/>
-        </w:tabs>
-        <w:jc w:val="both"/>
-      </w:pPr>
-      <w:r>
-        <w:t xml:space="preserve">10 www.iana.org (site menor, menos </w:t>
-      </w:r>
-      <w:r>
-        <w:t>páginas</w:t>
-      </w:r>
-      <w:r>
-        <w:t xml:space="preserve">) </w:t>
-      </w:r>
-    </w:p>
-    <w:p>
-      <w:pPr>
-        <w:tabs>
-          <w:tab w:val="left" w:pos="3016"/>
-        </w:tabs>
-        <w:jc w:val="both"/>
-      </w:pPr>
-      <w:r>
-        <w:t xml:space="preserve">Sem o teto por </w:t>
-      </w:r>
-      <w:r>
-        <w:t>domínio</w:t>
-      </w:r>
-      <w:r>
-        <w:t xml:space="preserve">, o primeiro site com muitos links internos ocuparia todas as vagas do corpus e os outros </w:t>
-      </w:r>
-      <w:r>
-        <w:t>domínios</w:t>
-      </w:r>
-      <w:r>
-        <w:t xml:space="preserve"> nunca seriam visitados. Com o teto, cada site contribui com no </w:t>
-      </w:r>
-      <w:r>
-        <w:t>máximo</w:t>
-      </w:r>
-      <w:r>
-        <w:t xml:space="preserve"> N </w:t>
-      </w:r>
-      <w:r>
-        <w:t>páginas</w:t>
-      </w:r>
-      <w:r>
-        <w:t>, garantindo variedade de fontes no corpus mesmo quando um site tem muito mais links internos do que outro</w:t>
-      </w:r>
-      <w:r>
-        <w:t>.</w:t>
-      </w:r>
-    </w:p>
-    <w:p>
-      <w:pPr>
-        <w:tabs>
-          <w:tab w:val="left" w:pos="3016"/>
-        </w:tabs>
-        <w:jc w:val="both"/>
-      </w:pPr>
-    </w:p>
-    <w:p>
-      <w:pPr>
-        <w:tabs>
-          <w:tab w:val="left" w:pos="3016"/>
-        </w:tabs>
-        <w:jc w:val="both"/>
-      </w:pPr>
-      <w:r>
-        <w:t>Exercício</w:t>
-      </w:r>
-      <w:r>
-        <w:t xml:space="preserve"> 5</w:t>
-      </w:r>
-    </w:p>
-    <w:p>
-      <w:pPr>
-        <w:tabs>
-          <w:tab w:val="left" w:pos="3016"/>
-        </w:tabs>
-        <w:jc w:val="both"/>
-      </w:pPr>
-      <w:r>
-        <w:t>Resultados: /manual_acs.pdf - PDF</w:t>
-      </w:r>
-      <w:r>
-        <w:t xml:space="preserve"> </w:t>
-      </w:r>
-      <w:r>
-        <w:t>=</w:t>
-      </w:r>
-      <w:r>
-        <w:t xml:space="preserve"> OK</w:t>
-      </w:r>
-      <w:r>
-        <w:t xml:space="preserve"> (os dois) </w:t>
-      </w:r>
-    </w:p>
-    <w:p>
-      <w:pPr>
-        <w:tabs>
-          <w:tab w:val="left" w:pos="3016"/>
-        </w:tabs>
-        <w:jc w:val="both"/>
-      </w:pPr>
-      <w:r>
-        <w:t>gov.br/</w:t>
-      </w:r>
-      <w:proofErr w:type="spellStart"/>
-      <w:r>
-        <w:t>esf</w:t>
-      </w:r>
-      <w:proofErr w:type="spellEnd"/>
-      <w:r>
-        <w:t xml:space="preserve"> - PDF</w:t>
-      </w:r>
-      <w:r>
-        <w:t xml:space="preserve"> </w:t>
-      </w:r>
-      <w:r>
-        <w:t>=</w:t>
-      </w:r>
-      <w:r>
-        <w:t xml:space="preserve"> NOK</w:t>
-      </w:r>
-      <w:r>
-        <w:t xml:space="preserve"> (os dois) </w:t>
-      </w:r>
-    </w:p>
-    <w:p>
-      <w:pPr>
-        <w:tabs>
-          <w:tab w:val="left" w:pos="3016"/>
-        </w:tabs>
-        <w:jc w:val="both"/>
-        <w:rPr>
-          <w:lang w:val="en-US"/>
-        </w:rPr>
-      </w:pPr>
-      <w:r>
-        <w:rPr>
-          <w:lang w:val="en-US"/>
-        </w:rPr>
-        <w:t>/</w:t>
-      </w:r>
-      <w:proofErr w:type="gramStart"/>
-      <w:r>
-        <w:rPr>
-          <w:lang w:val="en-US"/>
-        </w:rPr>
-        <w:t>content</w:t>
-      </w:r>
-      <w:proofErr w:type="gramEnd"/>
-      <w:r>
-        <w:rPr>
-          <w:lang w:val="en-US"/>
-        </w:rPr>
-        <w:t xml:space="preserve"> - PDF</w:t>
-      </w:r>
-      <w:r>
-        <w:rPr>
-          <w:lang w:val="en-US"/>
-        </w:rPr>
-        <w:t xml:space="preserve"> </w:t>
-      </w:r>
-      <w:r>
-        <w:rPr>
-          <w:lang w:val="en-US"/>
-        </w:rPr>
-        <w:t>=</w:t>
-      </w:r>
-      <w:r>
-        <w:rPr>
-          <w:lang w:val="en-US"/>
-        </w:rPr>
-        <w:t xml:space="preserve"> </w:t>
-      </w:r>
-      <w:r>
-        <w:rPr>
-          <w:lang w:val="en-US"/>
-        </w:rPr>
-        <w:t>OK</w:t>
-      </w:r>
-      <w:r>
-        <w:rPr>
-          <w:lang w:val="en-US"/>
-        </w:rPr>
-        <w:t xml:space="preserve"> com HEAD, </w:t>
-      </w:r>
-      <w:r>
-        <w:rPr>
-          <w:lang w:val="en-US"/>
-        </w:rPr>
-        <w:t>NOK</w:t>
-      </w:r>
-      <w:r>
-        <w:rPr>
-          <w:lang w:val="en-US"/>
-        </w:rPr>
-        <w:t xml:space="preserve"> </w:t>
-      </w:r>
-      <w:proofErr w:type="spellStart"/>
-      <w:r>
-        <w:rPr>
-          <w:lang w:val="en-US"/>
-        </w:rPr>
-        <w:t>sem</w:t>
-      </w:r>
-      <w:proofErr w:type="spellEnd"/>
-      <w:r>
-        <w:rPr>
-          <w:lang w:val="en-US"/>
-        </w:rPr>
-        <w:t xml:space="preserve"> HEAD </w:t>
-      </w:r>
-    </w:p>
-    <w:p>
-      <w:pPr>
-        <w:tabs>
-          <w:tab w:val="left" w:pos="3016"/>
-        </w:tabs>
-        <w:jc w:val="both"/>
-        <w:rPr>
-          <w:lang w:val="en-US"/>
-        </w:rPr>
-      </w:pPr>
-      <w:r>
-        <w:rPr>
-          <w:lang w:val="en-US"/>
-        </w:rPr>
-        <w:t>/</w:t>
-      </w:r>
-      <w:proofErr w:type="spellStart"/>
-      <w:proofErr w:type="gramStart"/>
-      <w:r>
-        <w:rPr>
-          <w:lang w:val="en-US"/>
-        </w:rPr>
-        <w:t>download</w:t>
-      </w:r>
-      <w:proofErr w:type="gramEnd"/>
-      <w:r>
-        <w:rPr>
-          <w:lang w:val="en-US"/>
-        </w:rPr>
-        <w:t>?attachment</w:t>
-      </w:r>
-      <w:proofErr w:type="spellEnd"/>
-      <w:r>
-        <w:rPr>
-          <w:lang w:val="en-US"/>
-        </w:rPr>
-        <w:t xml:space="preserve"> - PDF</w:t>
-      </w:r>
-      <w:r>
-        <w:rPr>
-          <w:lang w:val="en-US"/>
-        </w:rPr>
-        <w:t xml:space="preserve"> </w:t>
-      </w:r>
-      <w:r>
-        <w:rPr>
-          <w:lang w:val="en-US"/>
-        </w:rPr>
-        <w:t>=</w:t>
-      </w:r>
-      <w:r>
-        <w:rPr>
-          <w:lang w:val="en-US"/>
-        </w:rPr>
-        <w:t xml:space="preserve"> </w:t>
-      </w:r>
-      <w:r>
-        <w:rPr>
-          <w:lang w:val="en-US"/>
-        </w:rPr>
-        <w:t>NOK</w:t>
-      </w:r>
-      <w:r>
-        <w:rPr>
-          <w:lang w:val="en-US"/>
-        </w:rPr>
-        <w:t xml:space="preserve"> (</w:t>
-      </w:r>
-      <w:proofErr w:type="spellStart"/>
-      <w:r>
-        <w:rPr>
-          <w:lang w:val="en-US"/>
-        </w:rPr>
-        <w:t>os</w:t>
-      </w:r>
-      <w:proofErr w:type="spellEnd"/>
-      <w:r>
-        <w:rPr>
-          <w:lang w:val="en-US"/>
-        </w:rPr>
-        <w:t xml:space="preserve"> </w:t>
-      </w:r>
-      <w:proofErr w:type="spellStart"/>
-      <w:r>
-        <w:rPr>
-          <w:lang w:val="en-US"/>
-        </w:rPr>
-        <w:t>dois</w:t>
-      </w:r>
-      <w:proofErr w:type="spellEnd"/>
-      <w:r>
-        <w:rPr>
-          <w:lang w:val="en-US"/>
-        </w:rPr>
-        <w:t>)</w:t>
-      </w:r>
-    </w:p>
-    <w:p>
-      <w:pPr>
-        <w:tabs>
-          <w:tab w:val="left" w:pos="3016"/>
-        </w:tabs>
-        <w:jc w:val="both"/>
-      </w:pPr>
-      <w:r>
-        <w:t xml:space="preserve">Checar </w:t>
-      </w:r>
-      <w:r>
-        <w:t>só</w:t>
-      </w:r>
-      <w:r>
-        <w:t xml:space="preserve"> a </w:t>
-      </w:r>
-      <w:r>
-        <w:t>extensão</w:t>
-      </w:r>
-      <w:r>
-        <w:t xml:space="preserve"> .</w:t>
-      </w:r>
-      <w:proofErr w:type="spellStart"/>
-      <w:r>
-        <w:t>pdf</w:t>
-      </w:r>
-      <w:proofErr w:type="spellEnd"/>
-      <w:r>
-        <w:t xml:space="preserve"> </w:t>
-      </w:r>
-      <w:r>
-        <w:t>não</w:t>
-      </w:r>
-      <w:r>
-        <w:t xml:space="preserve"> basta porque servidores podem servir arquivos PDF por qualquer rota sem </w:t>
-      </w:r>
-      <w:r>
-        <w:t>extensão</w:t>
-      </w:r>
-      <w:r>
-        <w:t xml:space="preserve"> no caminho. Exemplos comuns </w:t>
-      </w:r>
-      <w:r>
-        <w:t>são</w:t>
-      </w:r>
-      <w:r>
-        <w:t xml:space="preserve"> URLs que terminam em /</w:t>
-      </w:r>
-      <w:proofErr w:type="spellStart"/>
-      <w:r>
-        <w:t>content</w:t>
-      </w:r>
-      <w:proofErr w:type="spellEnd"/>
-      <w:r>
-        <w:t xml:space="preserve"> ou /download. Sem a </w:t>
-      </w:r>
-      <w:r>
-        <w:t>verificação</w:t>
-      </w:r>
-      <w:r>
-        <w:t xml:space="preserve"> HEAD, o scraper tentaria baixar esses arquivos como se fossem HTML e geraria registros vazios. A </w:t>
-      </w:r>
-      <w:r>
-        <w:t>verificação</w:t>
-      </w:r>
-      <w:r>
-        <w:t xml:space="preserve"> do </w:t>
-      </w:r>
-      <w:proofErr w:type="spellStart"/>
-      <w:r>
-        <w:t>Content-Type</w:t>
-      </w:r>
-      <w:proofErr w:type="spellEnd"/>
-      <w:r>
-        <w:t xml:space="preserve"> via </w:t>
-      </w:r>
-      <w:r>
-        <w:t>requisição</w:t>
-      </w:r>
-      <w:r>
-        <w:t xml:space="preserve"> HEAD confirma o tipo real do arquivo antes de tentar coletar. </w:t>
-      </w:r>
-    </w:p>
-    <w:p>
-      <w:pPr>
-        <w:tabs>
-          <w:tab w:val="left" w:pos="3016"/>
-        </w:tabs>
-        <w:jc w:val="both"/>
-      </w:pPr>
-    </w:p>
-    <w:p>
-      <w:pPr>
-        <w:tabs>
-          <w:tab w:val="left" w:pos="3016"/>
-        </w:tabs>
-        <w:jc w:val="both"/>
-      </w:pPr>
-      <w:r>
-        <w:lastRenderedPageBreak/>
-        <w:t>Exercício</w:t>
-      </w:r>
-      <w:r>
-        <w:t xml:space="preserve"> </w:t>
-      </w:r>
-      <w:r>
-        <w:t>6</w:t>
-      </w:r>
-    </w:p>
-    <w:p>
-      <w:pPr>
-        <w:tabs>
-          <w:tab w:val="left" w:pos="3016"/>
-        </w:tabs>
-        <w:jc w:val="both"/>
-      </w:pPr>
-      <w:r>
-        <w:t xml:space="preserve">Resultados: </w:t>
-      </w:r>
-    </w:p>
-    <w:p>
-      <w:pPr>
-        <w:tabs>
-          <w:tab w:val="left" w:pos="3016"/>
-        </w:tabs>
-        <w:jc w:val="both"/>
-      </w:pPr>
-      <w:r>
-        <w:t xml:space="preserve">Tamanho 300: 23 trechos no corpus </w:t>
-      </w:r>
-    </w:p>
-    <w:p>
-      <w:pPr>
-        <w:tabs>
-          <w:tab w:val="left" w:pos="3016"/>
-        </w:tabs>
-        <w:jc w:val="both"/>
-      </w:pPr>
-      <w:r>
-        <w:t xml:space="preserve">Tamanho 800: 10 trechos no corpus </w:t>
-      </w:r>
-    </w:p>
-    <w:p>
-      <w:pPr>
-        <w:tabs>
-          <w:tab w:val="left" w:pos="3016"/>
-        </w:tabs>
-        <w:jc w:val="both"/>
-      </w:pPr>
-      <w:r>
-        <w:t>Tamanho 1500: 8 trechos no corpus</w:t>
-      </w:r>
-    </w:p>
-    <w:p>
-      <w:pPr>
-        <w:tabs>
-          <w:tab w:val="left" w:pos="3016"/>
-        </w:tabs>
-      </w:pPr>
-      <w:r>
-        <w:t xml:space="preserve">Exemplo (tamanho 800): fonte: https://www.gov.br/saude/pt-br/composicao/saps/esf  </w:t>
-      </w:r>
-    </w:p>
-    <w:p>
-      <w:pPr>
-        <w:tabs>
-          <w:tab w:val="left" w:pos="3016"/>
-        </w:tabs>
-        <w:jc w:val="both"/>
-        <w:rPr>
-          <w:rFonts w:ascii="Times New Roman" w:hAnsi="Times New Roman" w:cs="Times New Roman"/>
-          <w:sz w:val="16"/>
-          <w:szCs w:val="16"/>
-        </w:rPr>
-      </w:pPr>
-      <w:r>
-        <w:t>Trechos muito pequenos cortam o texto no meio do assunto, tirando o contexto necessário para responder bem uma pergunta. Trechos muito grandes incluem partes sem relação com a pergunta, piorando a resposta. O tamanho 800 ficou adequado para o corpus coletado porque a maioria das páginas tem entre 400 e 1300 palavras. Guardar URL junto com cada trecho e necessário para que o usuário saiba de onde veio a informação e possa verificar na fonte original.</w:t>
+        <w:rPr>
+          <w:rFonts w:ascii="Times New Roman" w:hAnsi="Times New Roman" w:cs="Times New Roman"/>
+        </w:rPr>
+        <w:t xml:space="preserve"> prompt: “validar resolução dos exercícios, e indicar possíveis inconsistências conforme o enunciado” </w:t>
       </w:r>
     </w:p>
     <w:sectPr>
@@ -3018,7 +2123,7 @@
   <w:style w:type="paragraph" w:default="1" w:styleId="Normal">
     <w:name w:val="Normal"/>
     <w:qFormat/>
-    <w:rsid w:val="00663B96"/>
+    <w:rsid w:val="0067303D"/>
   </w:style>
   <w:style w:type="paragraph" w:styleId="Heading1">
     <w:name w:val="heading 1"/>
